--- a/tillsyn/A 26919-2025 tillsynsbegäran.docx
+++ b/tillsyn/A 26919-2025 tillsynsbegäran.docx
@@ -417,7 +417,7 @@
     <w:r>
       <w:tab/>
       <w:tab/>
-      <w:t>2026-08-15</w:t>
+      <w:t>2026-08-16</w:t>
       <w:br/>
       <w:br/>
     </w:r>

--- a/tillsyn/A 26919-2025 tillsynsbegäran.docx
+++ b/tillsyn/A 26919-2025 tillsynsbegäran.docx
@@ -417,7 +417,7 @@
     <w:r>
       <w:tab/>
       <w:tab/>
-      <w:t>2026-08-16</w:t>
+      <w:t>2026-08-17</w:t>
       <w:br/>
       <w:br/>
     </w:r>

--- a/tillsyn/A 26919-2025 tillsynsbegäran.docx
+++ b/tillsyn/A 26919-2025 tillsynsbegäran.docx
@@ -417,7 +417,7 @@
     <w:r>
       <w:tab/>
       <w:tab/>
-      <w:t>2026-08-17</w:t>
+      <w:t>2026-08-18</w:t>
       <w:br/>
       <w:br/>
     </w:r>

--- a/tillsyn/A 26919-2025 tillsynsbegäran.docx
+++ b/tillsyn/A 26919-2025 tillsynsbegäran.docx
@@ -417,7 +417,7 @@
     <w:r>
       <w:tab/>
       <w:tab/>
-      <w:t>2026-08-18</w:t>
+      <w:t>2026-08-19</w:t>
       <w:br/>
       <w:br/>
     </w:r>

--- a/tillsyn/A 26919-2025 tillsynsbegäran.docx
+++ b/tillsyn/A 26919-2025 tillsynsbegäran.docx
@@ -417,7 +417,7 @@
     <w:r>
       <w:tab/>
       <w:tab/>
-      <w:t>2026-08-19</w:t>
+      <w:t>2026-08-20</w:t>
       <w:br/>
       <w:br/>
     </w:r>

--- a/tillsyn/A 26919-2025 tillsynsbegäran.docx
+++ b/tillsyn/A 26919-2025 tillsynsbegäran.docx
@@ -417,7 +417,7 @@
     <w:r>
       <w:tab/>
       <w:tab/>
-      <w:t>2026-08-20</w:t>
+      <w:t>2026-08-21</w:t>
       <w:br/>
       <w:br/>
     </w:r>

--- a/tillsyn/A 26919-2025 tillsynsbegäran.docx
+++ b/tillsyn/A 26919-2025 tillsynsbegäran.docx
@@ -417,7 +417,7 @@
     <w:r>
       <w:tab/>
       <w:tab/>
-      <w:t>2026-08-21</w:t>
+      <w:t>2026-08-22</w:t>
       <w:br/>
       <w:br/>
     </w:r>

--- a/tillsyn/A 26919-2025 tillsynsbegäran.docx
+++ b/tillsyn/A 26919-2025 tillsynsbegäran.docx
@@ -417,7 +417,7 @@
     <w:r>
       <w:tab/>
       <w:tab/>
-      <w:t>2026-08-22</w:t>
+      <w:t>2026-08-23</w:t>
       <w:br/>
       <w:br/>
     </w:r>

--- a/tillsyn/A 26919-2025 tillsynsbegäran.docx
+++ b/tillsyn/A 26919-2025 tillsynsbegäran.docx
@@ -417,7 +417,7 @@
     <w:r>
       <w:tab/>
       <w:tab/>
-      <w:t>2026-08-23</w:t>
+      <w:t>2026-08-24</w:t>
       <w:br/>
       <w:br/>
     </w:r>

--- a/tillsyn/A 26919-2025 tillsynsbegäran.docx
+++ b/tillsyn/A 26919-2025 tillsynsbegäran.docx
@@ -417,7 +417,7 @@
     <w:r>
       <w:tab/>
       <w:tab/>
-      <w:t>2026-08-24</w:t>
+      <w:t>2026-08-25</w:t>
       <w:br/>
       <w:br/>
     </w:r>

--- a/tillsyn/A 26919-2025 tillsynsbegäran.docx
+++ b/tillsyn/A 26919-2025 tillsynsbegäran.docx
@@ -417,7 +417,7 @@
     <w:r>
       <w:tab/>
       <w:tab/>
-      <w:t>2026-08-25</w:t>
+      <w:t>2026-08-26</w:t>
       <w:br/>
       <w:br/>
     </w:r>

--- a/tillsyn/A 26919-2025 tillsynsbegäran.docx
+++ b/tillsyn/A 26919-2025 tillsynsbegäran.docx
@@ -417,7 +417,7 @@
     <w:r>
       <w:tab/>
       <w:tab/>
-      <w:t>2026-08-26</w:t>
+      <w:t>2026-08-27</w:t>
       <w:br/>
       <w:br/>
     </w:r>

--- a/tillsyn/A 26919-2025 tillsynsbegäran.docx
+++ b/tillsyn/A 26919-2025 tillsynsbegäran.docx
@@ -417,7 +417,7 @@
     <w:r>
       <w:tab/>
       <w:tab/>
-      <w:t>2026-08-27</w:t>
+      <w:t>2026-08-28</w:t>
       <w:br/>
       <w:br/>
     </w:r>

--- a/tillsyn/A 26919-2025 tillsynsbegäran.docx
+++ b/tillsyn/A 26919-2025 tillsynsbegäran.docx
@@ -65,7 +65,7 @@
     </w:p>
     <w:p>
       <w:r>
-        <w:t>I avverkningsanmälan finns fynd av 3 naturvårdsarter, varav 3 är rödlistade, 1 är fridlyst och 3 är typiska (T): garnlav (VU, T), gammelgransskål (NT, T) och lavskrika (NT, T, §4). Se Figur 1.</w:t>
+        <w:t>I avverkningsanmälan finns fynd av 4 naturvårdsarter, varav 4 är rödlistade, 1 är fridlyst och 4 är typiska (T): garnlav (VU, T), gammelgransskål (NT, T), lavskrika (NT, T, §4) och tallticka (NT, T). Se Figur 1.</w:t>
       </w:r>
     </w:p>
     <w:p>
@@ -166,6 +166,35 @@
       </w:r>
       <w:r>
         <w:t xml:space="preserve"> (SLU Artdatabanken, 2026; Skogsstyrelsen 2016).</w:t>
+      </w:r>
+    </w:p>
+    <w:p>
+      <w:r>
+        <w:rPr>
+          <w:b/>
+        </w:rPr>
+        <w:t xml:space="preserve">Tallticka (NT) </w:t>
+      </w:r>
+      <w:r>
+        <w:t xml:space="preserve">uppträder först på tallar som är 100–150 år gamla men är vanligast på träd som är runt 150–200 år eller äldre. I skogslandskapet är den främst knuten till tallnaturskogar och restbiotoper med biologiskt gamla träd och signalerar vanligtvis skyddsvärda tallbestånd med höga naturvärden. Tallticka är typisk art för </w:t>
+      </w:r>
+      <w:r>
+        <w:rPr>
+          <w:i/>
+        </w:rPr>
+        <w:t xml:space="preserve">9010 Taiga </w:t>
+      </w:r>
+      <w:r>
+        <w:t xml:space="preserve">och </w:t>
+      </w:r>
+      <w:r>
+        <w:rPr>
+          <w:i/>
+        </w:rPr>
+        <w:t>9060 Åsbarrskog</w:t>
+      </w:r>
+      <w:r>
+        <w:t xml:space="preserve"> (SLU Artdatabanken, 2023; Nitare &amp; Skogsstyrelsen, 2019).</w:t>
       </w:r>
     </w:p>
     <w:p>
@@ -417,7 +446,7 @@
     <w:r>
       <w:tab/>
       <w:tab/>
-      <w:t>2026-08-28</w:t>
+      <w:t>2026-08-29</w:t>
       <w:br/>
       <w:br/>
     </w:r>

--- a/tillsyn/A 26919-2025 tillsynsbegäran.docx
+++ b/tillsyn/A 26919-2025 tillsynsbegäran.docx
@@ -446,7 +446,7 @@
     <w:r>
       <w:tab/>
       <w:tab/>
-      <w:t>2026-08-29</w:t>
+      <w:t>2026-08-31</w:t>
       <w:br/>
       <w:br/>
     </w:r>

--- a/tillsyn/A 26919-2025 tillsynsbegäran.docx
+++ b/tillsyn/A 26919-2025 tillsynsbegäran.docx
@@ -446,7 +446,7 @@
     <w:r>
       <w:tab/>
       <w:tab/>
-      <w:t>2026-08-31</w:t>
+      <w:t>2026-09-01</w:t>
       <w:br/>
       <w:br/>
     </w:r>

--- a/tillsyn/A 26919-2025 tillsynsbegäran.docx
+++ b/tillsyn/A 26919-2025 tillsynsbegäran.docx
@@ -446,7 +446,7 @@
     <w:r>
       <w:tab/>
       <w:tab/>
-      <w:t>2026-09-01</w:t>
+      <w:t>2026-09-02</w:t>
       <w:br/>
       <w:br/>
     </w:r>

--- a/tillsyn/A 26919-2025 tillsynsbegäran.docx
+++ b/tillsyn/A 26919-2025 tillsynsbegäran.docx
@@ -446,7 +446,7 @@
     <w:r>
       <w:tab/>
       <w:tab/>
-      <w:t>2026-09-02</w:t>
+      <w:t>2026-09-03</w:t>
       <w:br/>
       <w:br/>
     </w:r>

--- a/tillsyn/A 26919-2025 tillsynsbegäran.docx
+++ b/tillsyn/A 26919-2025 tillsynsbegäran.docx
@@ -446,7 +446,7 @@
     <w:r>
       <w:tab/>
       <w:tab/>
-      <w:t>2026-09-03</w:t>
+      <w:t>2026-09-04</w:t>
       <w:br/>
       <w:br/>
     </w:r>

--- a/tillsyn/A 26919-2025 tillsynsbegäran.docx
+++ b/tillsyn/A 26919-2025 tillsynsbegäran.docx
@@ -446,7 +446,7 @@
     <w:r>
       <w:tab/>
       <w:tab/>
-      <w:t>2026-09-04</w:t>
+      <w:t>2026-09-05</w:t>
       <w:br/>
       <w:br/>
     </w:r>
